--- a/docx/04-database.docx
+++ b/docx/04-database.docx
@@ -109,6 +109,267 @@
       </w:r>
       <w:r>
         <w:t xml:space="preserve"> at startup if they do not exist yet.</w:t>
+      </w:r>
+    </w:p>
+    <w:p>
+      <w:pPr>
+        <w:pStyle w:val="Heading2"/>
+      </w:pPr>
+      <w:r>
+        <w:t xml:space="preserve">What SQLite is and how the shop uses it</w:t>
+      </w:r>
+    </w:p>
+    <w:p>
+      <w:pPr>
+        <w:spacing w:after="140"/>
+      </w:pPr>
+      <w:r>
+        <w:t xml:space="preserve">SQLite is a database that lives in a single file. Unlike MySQL or PostgreSQL, there is no separate database server to install, start or log in to. The shop's own process reads and writes the file directly.</w:t>
+      </w:r>
+    </w:p>
+    <w:p>
+      <w:pPr>
+        <w:pStyle w:val="ListParagraph"/>
+        <w:numPr>
+          <w:ilvl w:val="0"/>
+          <w:numId w:val="1"/>
+        </w:numPr>
+        <w:spacing w:after="60"/>
+      </w:pPr>
+      <w:r>
+        <w:rPr>
+          <w:b/>
+          <w:bCs/>
+        </w:rPr>
+        <w:t xml:space="preserve">No install needed.</w:t>
+      </w:r>
+      <w:r>
+        <w:t xml:space="preserve"> Node.js 22.13 and newer has SQLite built in, which is why the project has no packages.</w:t>
+      </w:r>
+    </w:p>
+    <w:p>
+      <w:pPr>
+        <w:pStyle w:val="ListParagraph"/>
+        <w:numPr>
+          <w:ilvl w:val="0"/>
+          <w:numId w:val="1"/>
+        </w:numPr>
+        <w:spacing w:after="60"/>
+      </w:pPr>
+      <w:r>
+        <w:rPr>
+          <w:b/>
+          <w:bCs/>
+        </w:rPr>
+        <w:t xml:space="preserve">Created automatically.</w:t>
+      </w:r>
+      <w:r>
+        <w:t xml:space="preserve"> </w:t>
+      </w:r>
+      <w:r>
+        <w:rPr>
+          <w:rFonts w:ascii="Consolas" w:cs="Consolas" w:eastAsia="Consolas" w:hAnsi="Consolas"/>
+          <w:sz w:val="20"/>
+          <w:szCs w:val="20"/>
+        </w:rPr>
+        <w:t xml:space="preserve">lib/db.js</w:t>
+      </w:r>
+      <w:r>
+        <w:t xml:space="preserve"> opens the file at startup, creates the tables if they are missing, adds the default settings, and adds 8 starter products when the shop is empty.</w:t>
+      </w:r>
+    </w:p>
+    <w:p>
+      <w:pPr>
+        <w:pStyle w:val="ListParagraph"/>
+        <w:numPr>
+          <w:ilvl w:val="0"/>
+          <w:numId w:val="1"/>
+        </w:numPr>
+        <w:spacing w:after="60"/>
+      </w:pPr>
+      <w:r>
+        <w:rPr>
+          <w:b/>
+          <w:bCs/>
+        </w:rPr>
+        <w:t xml:space="preserve">Queried with plain SQL.</w:t>
+      </w:r>
+      <w:r>
+        <w:t xml:space="preserve"> </w:t>
+      </w:r>
+      <w:r>
+        <w:rPr>
+          <w:rFonts w:ascii="Consolas" w:cs="Consolas" w:eastAsia="Consolas" w:hAnsi="Consolas"/>
+          <w:sz w:val="20"/>
+          <w:szCs w:val="20"/>
+        </w:rPr>
+        <w:t xml:space="preserve">server.js</w:t>
+      </w:r>
+      <w:r>
+        <w:t xml:space="preserve"> runs prepared statements, as in the example below. The </w:t>
+      </w:r>
+      <w:r>
+        <w:rPr>
+          <w:rFonts w:ascii="Consolas" w:cs="Consolas" w:eastAsia="Consolas" w:hAnsi="Consolas"/>
+          <w:sz w:val="20"/>
+          <w:szCs w:val="20"/>
+        </w:rPr>
+        <w:t xml:space="preserve">?</w:t>
+      </w:r>
+      <w:r>
+        <w:t xml:space="preserve"> placeholders keep user input out of the SQL text, which prevents SQL injection.</w:t>
+      </w:r>
+    </w:p>
+    <w:p>
+      <w:pPr>
+        <w:pStyle w:val="ListParagraph"/>
+        <w:numPr>
+          <w:ilvl w:val="0"/>
+          <w:numId w:val="1"/>
+        </w:numPr>
+        <w:spacing w:after="60"/>
+      </w:pPr>
+      <w:r>
+        <w:rPr>
+          <w:b/>
+          <w:bCs/>
+        </w:rPr>
+        <w:t xml:space="preserve">Changes that belong together are grouped.</w:t>
+      </w:r>
+      <w:r>
+        <w:t xml:space="preserve"> Saving an order and its lines happens inside one transaction, using the </w:t>
+      </w:r>
+      <w:r>
+        <w:rPr>
+          <w:rFonts w:ascii="Consolas" w:cs="Consolas" w:eastAsia="Consolas" w:hAnsi="Consolas"/>
+          <w:sz w:val="20"/>
+          <w:szCs w:val="20"/>
+        </w:rPr>
+        <w:t xml:space="preserve">tx</w:t>
+      </w:r>
+      <w:r>
+        <w:t xml:space="preserve"> helper in </w:t>
+      </w:r>
+      <w:r>
+        <w:rPr>
+          <w:rFonts w:ascii="Consolas" w:cs="Consolas" w:eastAsia="Consolas" w:hAnsi="Consolas"/>
+          <w:sz w:val="20"/>
+          <w:szCs w:val="20"/>
+        </w:rPr>
+        <w:t xml:space="preserve">lib/db.js</w:t>
+      </w:r>
+      <w:r>
+        <w:t xml:space="preserve">. If any step fails, nothing is saved.</w:t>
+      </w:r>
+    </w:p>
+    <w:p>
+      <w:pPr>
+        <w:pStyle w:val="ListParagraph"/>
+        <w:numPr>
+          <w:ilvl w:val="0"/>
+          <w:numId w:val="1"/>
+        </w:numPr>
+        <w:spacing w:after="60"/>
+      </w:pPr>
+      <w:r>
+        <w:rPr>
+          <w:b/>
+          <w:bCs/>
+        </w:rPr>
+        <w:t xml:space="preserve">Not uploaded to GitHub.</w:t>
+      </w:r>
+      <w:r>
+        <w:t xml:space="preserve"> The </w:t>
+      </w:r>
+      <w:r>
+        <w:rPr>
+          <w:rFonts w:ascii="Consolas" w:cs="Consolas" w:eastAsia="Consolas" w:hAnsi="Consolas"/>
+          <w:sz w:val="20"/>
+          <w:szCs w:val="20"/>
+        </w:rPr>
+        <w:t xml:space="preserve">data</w:t>
+      </w:r>
+      <w:r>
+        <w:t xml:space="preserve"> folder is listed in </w:t>
+      </w:r>
+      <w:r>
+        <w:rPr>
+          <w:rFonts w:ascii="Consolas" w:cs="Consolas" w:eastAsia="Consolas" w:hAnsi="Consolas"/>
+          <w:sz w:val="20"/>
+          <w:szCs w:val="20"/>
+        </w:rPr>
+        <w:t xml:space="preserve">.gitignore</w:t>
+      </w:r>
+      <w:r>
+        <w:t xml:space="preserve">, so customer data stays on the machine that runs the shop.</w:t>
+      </w:r>
+    </w:p>
+    <w:p>
+      <w:pPr>
+        <w:shd w:fill="F3F3F3" w:color="auto" w:val="clear"/>
+        <w:spacing w:after="0" w:before="120" w:line="260"/>
+        <w:ind w:left="200"/>
+      </w:pPr>
+      <w:r>
+        <w:rPr>
+          <w:rFonts w:ascii="Consolas" w:cs="Consolas" w:eastAsia="Consolas" w:hAnsi="Consolas"/>
+          <w:sz w:val="19"/>
+          <w:szCs w:val="19"/>
+        </w:rPr>
+        <w:t xml:space="preserve">const order = db.prepare("SELECT * FROM orders WHERE order_no = ?").get("AM1001");</w:t>
+      </w:r>
+    </w:p>
+    <w:p>
+      <w:pPr>
+        <w:shd w:fill="F3F3F3" w:color="auto" w:val="clear"/>
+        <w:spacing w:after="160" w:before="0" w:line="260"/>
+        <w:ind w:left="200"/>
+      </w:pPr>
+      <w:r>
+        <w:rPr>
+          <w:rFonts w:ascii="Consolas" w:cs="Consolas" w:eastAsia="Consolas" w:hAnsi="Consolas"/>
+          <w:sz w:val="19"/>
+          <w:szCs w:val="19"/>
+        </w:rPr>
+        <w:t xml:space="preserve">const items = db.prepare("SELECT * FROM order_items WHERE order_id = ?").all(order.id);</w:t>
+      </w:r>
+    </w:p>
+    <w:p>
+      <w:pPr>
+        <w:spacing w:after="140"/>
+      </w:pPr>
+      <w:r>
+        <w:rPr>
+          <w:rFonts w:ascii="Consolas" w:cs="Consolas" w:eastAsia="Consolas" w:hAnsi="Consolas"/>
+          <w:sz w:val="20"/>
+          <w:szCs w:val="20"/>
+        </w:rPr>
+        <w:t xml:space="preserve">.get()</w:t>
+      </w:r>
+      <w:r>
+        <w:t xml:space="preserve"> returns one row, </w:t>
+      </w:r>
+      <w:r>
+        <w:rPr>
+          <w:rFonts w:ascii="Consolas" w:cs="Consolas" w:eastAsia="Consolas" w:hAnsi="Consolas"/>
+          <w:sz w:val="20"/>
+          <w:szCs w:val="20"/>
+        </w:rPr>
+        <w:t xml:space="preserve">.all()</w:t>
+      </w:r>
+      <w:r>
+        <w:t xml:space="preserve"> returns a list of rows, and </w:t>
+      </w:r>
+      <w:r>
+        <w:rPr>
+          <w:rFonts w:ascii="Consolas" w:cs="Consolas" w:eastAsia="Consolas" w:hAnsi="Consolas"/>
+          <w:sz w:val="20"/>
+          <w:szCs w:val="20"/>
+        </w:rPr>
+        <w:t xml:space="preserve">.run()</w:t>
+      </w:r>
+      <w:r>
+        <w:t xml:space="preserve"> is used for inserts, updates and deletes.</w:t>
       </w:r>
     </w:p>
     <w:p>
@@ -523,6 +784,687 @@
       <w:pPr>
         <w:spacing w:after="80"/>
       </w:pPr>
+    </w:p>
+    <w:p>
+      <w:pPr>
+        <w:pStyle w:val="Heading2"/>
+      </w:pPr>
+      <w:r>
+        <w:t xml:space="preserve">How the tables relate</w:t>
+      </w:r>
+    </w:p>
+    <w:tbl>
+      <w:tblPr>
+        <w:tblW w:type="dxa" w:w="9026"/>
+        <w:tblBorders>
+          <w:top w:val="single" w:color="auto" w:sz="4"/>
+          <w:left w:val="single" w:color="auto" w:sz="4"/>
+          <w:bottom w:val="single" w:color="auto" w:sz="4"/>
+          <w:right w:val="single" w:color="auto" w:sz="4"/>
+          <w:insideH w:val="single" w:color="auto" w:sz="4"/>
+          <w:insideV w:val="single" w:color="auto" w:sz="4"/>
+        </w:tblBorders>
+      </w:tblPr>
+      <w:tblGrid>
+        <w:gridCol w:w="1753"/>
+        <w:gridCol w:w="3896"/>
+        <w:gridCol w:w="3377"/>
+      </w:tblGrid>
+      <w:tr>
+        <w:trPr>
+          <w:tblHeader/>
+        </w:trPr>
+        <w:tc>
+          <w:tcPr>
+            <w:tcW w:type="dxa" w:w="1753"/>
+            <w:tcBorders>
+              <w:top w:val="single" w:color="BFBFBF" w:sz="4"/>
+              <w:left w:val="single" w:color="BFBFBF" w:sz="4"/>
+              <w:bottom w:val="single" w:color="BFBFBF" w:sz="4"/>
+              <w:right w:val="single" w:color="BFBFBF" w:sz="4"/>
+            </w:tcBorders>
+            <w:shd w:fill="EDE7F3" w:color="auto" w:val="clear"/>
+            <w:tcMar>
+              <w:top w:type="dxa" w:w="60"/>
+              <w:left w:type="dxa" w:w="100"/>
+              <w:bottom w:type="dxa" w:w="60"/>
+              <w:right w:type="dxa" w:w="100"/>
+            </w:tcMar>
+          </w:tcPr>
+          <w:p>
+            <w:r>
+              <w:rPr>
+                <w:b/>
+                <w:bCs/>
+              </w:rPr>
+              <w:t xml:space="preserve">Relationship</w:t>
+            </w:r>
+          </w:p>
+        </w:tc>
+        <w:tc>
+          <w:tcPr>
+            <w:tcW w:type="dxa" w:w="3896"/>
+            <w:tcBorders>
+              <w:top w:val="single" w:color="BFBFBF" w:sz="4"/>
+              <w:left w:val="single" w:color="BFBFBF" w:sz="4"/>
+              <w:bottom w:val="single" w:color="BFBFBF" w:sz="4"/>
+              <w:right w:val="single" w:color="BFBFBF" w:sz="4"/>
+            </w:tcBorders>
+            <w:shd w:fill="EDE7F3" w:color="auto" w:val="clear"/>
+            <w:tcMar>
+              <w:top w:type="dxa" w:w="60"/>
+              <w:left w:type="dxa" w:w="100"/>
+              <w:bottom w:type="dxa" w:w="60"/>
+              <w:right w:type="dxa" w:w="100"/>
+            </w:tcMar>
+          </w:tcPr>
+          <w:p>
+            <w:r>
+              <w:rPr>
+                <w:b/>
+                <w:bCs/>
+              </w:rPr>
+              <w:t xml:space="preserve">Type</w:t>
+            </w:r>
+          </w:p>
+        </w:tc>
+        <w:tc>
+          <w:tcPr>
+            <w:tcW w:type="dxa" w:w="3377"/>
+            <w:tcBorders>
+              <w:top w:val="single" w:color="BFBFBF" w:sz="4"/>
+              <w:left w:val="single" w:color="BFBFBF" w:sz="4"/>
+              <w:bottom w:val="single" w:color="BFBFBF" w:sz="4"/>
+              <w:right w:val="single" w:color="BFBFBF" w:sz="4"/>
+            </w:tcBorders>
+            <w:shd w:fill="EDE7F3" w:color="auto" w:val="clear"/>
+            <w:tcMar>
+              <w:top w:type="dxa" w:w="60"/>
+              <w:left w:type="dxa" w:w="100"/>
+              <w:bottom w:type="dxa" w:w="60"/>
+              <w:right w:type="dxa" w:w="100"/>
+            </w:tcMar>
+          </w:tcPr>
+          <w:p>
+            <w:r>
+              <w:rPr>
+                <w:b/>
+                <w:bCs/>
+              </w:rPr>
+              <w:t xml:space="preserve">What happens on delete</w:t>
+            </w:r>
+          </w:p>
+        </w:tc>
+      </w:tr>
+      <w:tr>
+        <w:trPr>
+          <w:tblHeader w:val="false"/>
+        </w:trPr>
+        <w:tc>
+          <w:tcPr>
+            <w:tcW w:type="dxa" w:w="1753"/>
+            <w:tcBorders>
+              <w:top w:val="single" w:color="BFBFBF" w:sz="4"/>
+              <w:left w:val="single" w:color="BFBFBF" w:sz="4"/>
+              <w:bottom w:val="single" w:color="BFBFBF" w:sz="4"/>
+              <w:right w:val="single" w:color="BFBFBF" w:sz="4"/>
+            </w:tcBorders>
+            <w:tcMar>
+              <w:top w:type="dxa" w:w="60"/>
+              <w:left w:type="dxa" w:w="100"/>
+              <w:bottom w:type="dxa" w:w="60"/>
+              <w:right w:type="dxa" w:w="100"/>
+            </w:tcMar>
+          </w:tcPr>
+          <w:p>
+            <w:r>
+              <w:rPr>
+                <w:rFonts w:ascii="Consolas" w:cs="Consolas" w:eastAsia="Consolas" w:hAnsi="Consolas"/>
+                <w:sz w:val="20"/>
+                <w:szCs w:val="20"/>
+              </w:rPr>
+              <w:t xml:space="preserve">products</w:t>
+            </w:r>
+            <w:r>
+              <w:t xml:space="preserve"> to </w:t>
+            </w:r>
+            <w:r>
+              <w:rPr>
+                <w:rFonts w:ascii="Consolas" w:cs="Consolas" w:eastAsia="Consolas" w:hAnsi="Consolas"/>
+                <w:sz w:val="20"/>
+                <w:szCs w:val="20"/>
+              </w:rPr>
+              <w:t xml:space="preserve">images</w:t>
+            </w:r>
+          </w:p>
+        </w:tc>
+        <w:tc>
+          <w:tcPr>
+            <w:tcW w:type="dxa" w:w="3896"/>
+            <w:tcBorders>
+              <w:top w:val="single" w:color="BFBFBF" w:sz="4"/>
+              <w:left w:val="single" w:color="BFBFBF" w:sz="4"/>
+              <w:bottom w:val="single" w:color="BFBFBF" w:sz="4"/>
+              <w:right w:val="single" w:color="BFBFBF" w:sz="4"/>
+            </w:tcBorders>
+            <w:tcMar>
+              <w:top w:type="dxa" w:w="60"/>
+              <w:left w:type="dxa" w:w="100"/>
+              <w:bottom w:type="dxa" w:w="60"/>
+              <w:right w:type="dxa" w:w="100"/>
+            </w:tcMar>
+          </w:tcPr>
+          <w:p>
+            <w:r>
+              <w:t xml:space="preserve">One product has many photos</w:t>
+            </w:r>
+          </w:p>
+        </w:tc>
+        <w:tc>
+          <w:tcPr>
+            <w:tcW w:type="dxa" w:w="3377"/>
+            <w:tcBorders>
+              <w:top w:val="single" w:color="BFBFBF" w:sz="4"/>
+              <w:left w:val="single" w:color="BFBFBF" w:sz="4"/>
+              <w:bottom w:val="single" w:color="BFBFBF" w:sz="4"/>
+              <w:right w:val="single" w:color="BFBFBF" w:sz="4"/>
+            </w:tcBorders>
+            <w:tcMar>
+              <w:top w:type="dxa" w:w="60"/>
+              <w:left w:type="dxa" w:w="100"/>
+              <w:bottom w:type="dxa" w:w="60"/>
+              <w:right w:type="dxa" w:w="100"/>
+            </w:tcMar>
+          </w:tcPr>
+          <w:p>
+            <w:r>
+              <w:t xml:space="preserve">Deleting a product deletes its photos</w:t>
+            </w:r>
+          </w:p>
+        </w:tc>
+      </w:tr>
+      <w:tr>
+        <w:trPr>
+          <w:tblHeader w:val="false"/>
+        </w:trPr>
+        <w:tc>
+          <w:tcPr>
+            <w:tcW w:type="dxa" w:w="1753"/>
+            <w:tcBorders>
+              <w:top w:val="single" w:color="BFBFBF" w:sz="4"/>
+              <w:left w:val="single" w:color="BFBFBF" w:sz="4"/>
+              <w:bottom w:val="single" w:color="BFBFBF" w:sz="4"/>
+              <w:right w:val="single" w:color="BFBFBF" w:sz="4"/>
+            </w:tcBorders>
+            <w:tcMar>
+              <w:top w:type="dxa" w:w="60"/>
+              <w:left w:type="dxa" w:w="100"/>
+              <w:bottom w:type="dxa" w:w="60"/>
+              <w:right w:type="dxa" w:w="100"/>
+            </w:tcMar>
+          </w:tcPr>
+          <w:p>
+            <w:r>
+              <w:rPr>
+                <w:rFonts w:ascii="Consolas" w:cs="Consolas" w:eastAsia="Consolas" w:hAnsi="Consolas"/>
+                <w:sz w:val="20"/>
+                <w:szCs w:val="20"/>
+              </w:rPr>
+              <w:t xml:space="preserve">orders</w:t>
+            </w:r>
+            <w:r>
+              <w:t xml:space="preserve"> to </w:t>
+            </w:r>
+            <w:r>
+              <w:rPr>
+                <w:rFonts w:ascii="Consolas" w:cs="Consolas" w:eastAsia="Consolas" w:hAnsi="Consolas"/>
+                <w:sz w:val="20"/>
+                <w:szCs w:val="20"/>
+              </w:rPr>
+              <w:t xml:space="preserve">order_items</w:t>
+            </w:r>
+          </w:p>
+        </w:tc>
+        <w:tc>
+          <w:tcPr>
+            <w:tcW w:type="dxa" w:w="3896"/>
+            <w:tcBorders>
+              <w:top w:val="single" w:color="BFBFBF" w:sz="4"/>
+              <w:left w:val="single" w:color="BFBFBF" w:sz="4"/>
+              <w:bottom w:val="single" w:color="BFBFBF" w:sz="4"/>
+              <w:right w:val="single" w:color="BFBFBF" w:sz="4"/>
+            </w:tcBorders>
+            <w:tcMar>
+              <w:top w:type="dxa" w:w="60"/>
+              <w:left w:type="dxa" w:w="100"/>
+              <w:bottom w:type="dxa" w:w="60"/>
+              <w:right w:type="dxa" w:w="100"/>
+            </w:tcMar>
+          </w:tcPr>
+          <w:p>
+            <w:r>
+              <w:t xml:space="preserve">One order has many lines</w:t>
+            </w:r>
+          </w:p>
+        </w:tc>
+        <w:tc>
+          <w:tcPr>
+            <w:tcW w:type="dxa" w:w="3377"/>
+            <w:tcBorders>
+              <w:top w:val="single" w:color="BFBFBF" w:sz="4"/>
+              <w:left w:val="single" w:color="BFBFBF" w:sz="4"/>
+              <w:bottom w:val="single" w:color="BFBFBF" w:sz="4"/>
+              <w:right w:val="single" w:color="BFBFBF" w:sz="4"/>
+            </w:tcBorders>
+            <w:tcMar>
+              <w:top w:type="dxa" w:w="60"/>
+              <w:left w:type="dxa" w:w="100"/>
+              <w:bottom w:type="dxa" w:w="60"/>
+              <w:right w:type="dxa" w:w="100"/>
+            </w:tcMar>
+          </w:tcPr>
+          <w:p>
+            <w:r>
+              <w:t xml:space="preserve">Deleting an order deletes its lines</w:t>
+            </w:r>
+          </w:p>
+        </w:tc>
+      </w:tr>
+      <w:tr>
+        <w:trPr>
+          <w:tblHeader w:val="false"/>
+        </w:trPr>
+        <w:tc>
+          <w:tcPr>
+            <w:tcW w:type="dxa" w:w="1753"/>
+            <w:tcBorders>
+              <w:top w:val="single" w:color="BFBFBF" w:sz="4"/>
+              <w:left w:val="single" w:color="BFBFBF" w:sz="4"/>
+              <w:bottom w:val="single" w:color="BFBFBF" w:sz="4"/>
+              <w:right w:val="single" w:color="BFBFBF" w:sz="4"/>
+            </w:tcBorders>
+            <w:tcMar>
+              <w:top w:type="dxa" w:w="60"/>
+              <w:left w:type="dxa" w:w="100"/>
+              <w:bottom w:type="dxa" w:w="60"/>
+              <w:right w:type="dxa" w:w="100"/>
+            </w:tcMar>
+          </w:tcPr>
+          <w:p>
+            <w:r>
+              <w:rPr>
+                <w:rFonts w:ascii="Consolas" w:cs="Consolas" w:eastAsia="Consolas" w:hAnsi="Consolas"/>
+                <w:sz w:val="20"/>
+                <w:szCs w:val="20"/>
+              </w:rPr>
+              <w:t xml:space="preserve">order_items</w:t>
+            </w:r>
+            <w:r>
+              <w:t xml:space="preserve"> to </w:t>
+            </w:r>
+            <w:r>
+              <w:rPr>
+                <w:rFonts w:ascii="Consolas" w:cs="Consolas" w:eastAsia="Consolas" w:hAnsi="Consolas"/>
+                <w:sz w:val="20"/>
+                <w:szCs w:val="20"/>
+              </w:rPr>
+              <w:t xml:space="preserve">products</w:t>
+            </w:r>
+          </w:p>
+        </w:tc>
+        <w:tc>
+          <w:tcPr>
+            <w:tcW w:type="dxa" w:w="3896"/>
+            <w:tcBorders>
+              <w:top w:val="single" w:color="BFBFBF" w:sz="4"/>
+              <w:left w:val="single" w:color="BFBFBF" w:sz="4"/>
+              <w:bottom w:val="single" w:color="BFBFBF" w:sz="4"/>
+              <w:right w:val="single" w:color="BFBFBF" w:sz="4"/>
+            </w:tcBorders>
+            <w:tcMar>
+              <w:top w:type="dxa" w:w="60"/>
+              <w:left w:type="dxa" w:w="100"/>
+              <w:bottom w:type="dxa" w:w="60"/>
+              <w:right w:type="dxa" w:w="100"/>
+            </w:tcMar>
+          </w:tcPr>
+          <w:p>
+            <w:r>
+              <w:t xml:space="preserve">A line records which product was bought, without a database link</w:t>
+            </w:r>
+          </w:p>
+        </w:tc>
+        <w:tc>
+          <w:tcPr>
+            <w:tcW w:type="dxa" w:w="3377"/>
+            <w:tcBorders>
+              <w:top w:val="single" w:color="BFBFBF" w:sz="4"/>
+              <w:left w:val="single" w:color="BFBFBF" w:sz="4"/>
+              <w:bottom w:val="single" w:color="BFBFBF" w:sz="4"/>
+              <w:right w:val="single" w:color="BFBFBF" w:sz="4"/>
+            </w:tcBorders>
+            <w:tcMar>
+              <w:top w:type="dxa" w:w="60"/>
+              <w:left w:type="dxa" w:w="100"/>
+              <w:bottom w:type="dxa" w:w="60"/>
+              <w:right w:type="dxa" w:w="100"/>
+            </w:tcMar>
+          </w:tcPr>
+          <w:p>
+            <w:r>
+              <w:t xml:space="preserve">Deleting a product leaves past order lines unchanged</w:t>
+            </w:r>
+          </w:p>
+        </w:tc>
+      </w:tr>
+      <w:tr>
+        <w:trPr>
+          <w:tblHeader w:val="false"/>
+        </w:trPr>
+        <w:tc>
+          <w:tcPr>
+            <w:tcW w:type="dxa" w:w="1753"/>
+            <w:tcBorders>
+              <w:top w:val="single" w:color="BFBFBF" w:sz="4"/>
+              <w:left w:val="single" w:color="BFBFBF" w:sz="4"/>
+              <w:bottom w:val="single" w:color="BFBFBF" w:sz="4"/>
+              <w:right w:val="single" w:color="BFBFBF" w:sz="4"/>
+            </w:tcBorders>
+            <w:tcMar>
+              <w:top w:type="dxa" w:w="60"/>
+              <w:left w:type="dxa" w:w="100"/>
+              <w:bottom w:type="dxa" w:w="60"/>
+              <w:right w:type="dxa" w:w="100"/>
+            </w:tcMar>
+          </w:tcPr>
+          <w:p>
+            <w:r>
+              <w:rPr>
+                <w:rFonts w:ascii="Consolas" w:cs="Consolas" w:eastAsia="Consolas" w:hAnsi="Consolas"/>
+                <w:sz w:val="20"/>
+                <w:szCs w:val="20"/>
+              </w:rPr>
+              <w:t xml:space="preserve">payment_log</w:t>
+            </w:r>
+            <w:r>
+              <w:t xml:space="preserve"> to </w:t>
+            </w:r>
+            <w:r>
+              <w:rPr>
+                <w:rFonts w:ascii="Consolas" w:cs="Consolas" w:eastAsia="Consolas" w:hAnsi="Consolas"/>
+                <w:sz w:val="20"/>
+                <w:szCs w:val="20"/>
+              </w:rPr>
+              <w:t xml:space="preserve">orders</w:t>
+            </w:r>
+          </w:p>
+        </w:tc>
+        <w:tc>
+          <w:tcPr>
+            <w:tcW w:type="dxa" w:w="3896"/>
+            <w:tcBorders>
+              <w:top w:val="single" w:color="BFBFBF" w:sz="4"/>
+              <w:left w:val="single" w:color="BFBFBF" w:sz="4"/>
+              <w:bottom w:val="single" w:color="BFBFBF" w:sz="4"/>
+              <w:right w:val="single" w:color="BFBFBF" w:sz="4"/>
+            </w:tcBorders>
+            <w:tcMar>
+              <w:top w:type="dxa" w:w="60"/>
+              <w:left w:type="dxa" w:w="100"/>
+              <w:bottom w:type="dxa" w:w="60"/>
+              <w:right w:type="dxa" w:w="100"/>
+            </w:tcMar>
+          </w:tcPr>
+          <w:p>
+            <w:r>
+              <w:t xml:space="preserve">A log entry holds the order number as text, without a database link</w:t>
+            </w:r>
+          </w:p>
+        </w:tc>
+        <w:tc>
+          <w:tcPr>
+            <w:tcW w:type="dxa" w:w="3377"/>
+            <w:tcBorders>
+              <w:top w:val="single" w:color="BFBFBF" w:sz="4"/>
+              <w:left w:val="single" w:color="BFBFBF" w:sz="4"/>
+              <w:bottom w:val="single" w:color="BFBFBF" w:sz="4"/>
+              <w:right w:val="single" w:color="BFBFBF" w:sz="4"/>
+            </w:tcBorders>
+            <w:tcMar>
+              <w:top w:type="dxa" w:w="60"/>
+              <w:left w:type="dxa" w:w="100"/>
+              <w:bottom w:type="dxa" w:w="60"/>
+              <w:right w:type="dxa" w:w="100"/>
+            </w:tcMar>
+          </w:tcPr>
+          <w:p>
+            <w:r>
+              <w:t xml:space="preserve">Log entries are kept</w:t>
+            </w:r>
+          </w:p>
+        </w:tc>
+      </w:tr>
+    </w:tbl>
+    <w:p>
+      <w:pPr>
+        <w:spacing w:after="80"/>
+      </w:pPr>
+    </w:p>
+    <w:p>
+      <w:pPr>
+        <w:spacing w:after="140"/>
+      </w:pPr>
+      <w:r>
+        <w:rPr>
+          <w:rFonts w:ascii="Consolas" w:cs="Consolas" w:eastAsia="Consolas" w:hAnsi="Consolas"/>
+          <w:sz w:val="20"/>
+          <w:szCs w:val="20"/>
+        </w:rPr>
+        <w:t xml:space="preserve">settings</w:t>
+      </w:r>
+      <w:r>
+        <w:t xml:space="preserve"> stands alone.</w:t>
+      </w:r>
+    </w:p>
+    <w:p>
+      <w:pPr>
+        <w:pStyle w:val="Heading2"/>
+      </w:pPr>
+      <w:r>
+        <w:t xml:space="preserve">Design choices</w:t>
+      </w:r>
+    </w:p>
+    <w:p>
+      <w:pPr>
+        <w:pStyle w:val="ListParagraph"/>
+        <w:numPr>
+          <w:ilvl w:val="0"/>
+          <w:numId w:val="1"/>
+        </w:numPr>
+        <w:spacing w:after="60"/>
+      </w:pPr>
+      <w:r>
+        <w:rPr>
+          <w:b/>
+          <w:bCs/>
+        </w:rPr>
+        <w:t xml:space="preserve">Money is whole rupees.</w:t>
+      </w:r>
+      <w:r>
+        <w:t xml:space="preserve"> Prices and totals are integers, which avoids decimal rounding errors.</w:t>
+      </w:r>
+    </w:p>
+    <w:p>
+      <w:pPr>
+        <w:pStyle w:val="ListParagraph"/>
+        <w:numPr>
+          <w:ilvl w:val="0"/>
+          <w:numId w:val="1"/>
+        </w:numPr>
+        <w:spacing w:after="60"/>
+      </w:pPr>
+      <w:r>
+        <w:rPr>
+          <w:b/>
+          <w:bCs/>
+        </w:rPr>
+        <w:t xml:space="preserve">Colours and sizes are JSON text.</w:t>
+      </w:r>
+      <w:r>
+        <w:t xml:space="preserve"> A product's colours, for example </w:t>
+      </w:r>
+      <w:r>
+        <w:rPr>
+          <w:rFonts w:ascii="Consolas" w:cs="Consolas" w:eastAsia="Consolas" w:hAnsi="Consolas"/>
+          <w:sz w:val="20"/>
+          <w:szCs w:val="20"/>
+        </w:rPr>
+        <w:t xml:space="preserve">[["Deep Plum","#4A1F5C"]]</w:t>
+      </w:r>
+      <w:r>
+        <w:t xml:space="preserve">, sit in one column instead of in separate tables. This keeps the schema small, at the cost of not being able to search by colour in SQL.</w:t>
+      </w:r>
+    </w:p>
+    <w:p>
+      <w:pPr>
+        <w:pStyle w:val="ListParagraph"/>
+        <w:numPr>
+          <w:ilvl w:val="0"/>
+          <w:numId w:val="1"/>
+        </w:numPr>
+        <w:spacing w:after="60"/>
+      </w:pPr>
+      <w:r>
+        <w:rPr>
+          <w:b/>
+          <w:bCs/>
+        </w:rPr>
+        <w:t xml:space="preserve">Photos are stored in the database.</w:t>
+      </w:r>
+      <w:r>
+        <w:t xml:space="preserve"> A backup of the one file therefore includes every photo.</w:t>
+      </w:r>
+    </w:p>
+    <w:p>
+      <w:pPr>
+        <w:pStyle w:val="ListParagraph"/>
+        <w:numPr>
+          <w:ilvl w:val="0"/>
+          <w:numId w:val="1"/>
+        </w:numPr>
+        <w:spacing w:after="60"/>
+      </w:pPr>
+      <w:r>
+        <w:rPr>
+          <w:b/>
+          <w:bCs/>
+        </w:rPr>
+        <w:t xml:space="preserve">Order lines copy the product's name and price.</w:t>
+      </w:r>
+      <w:r>
+        <w:t xml:space="preserve"> Past orders stay correct after a product is edited or deleted.</w:t>
+      </w:r>
+    </w:p>
+    <w:p>
+      <w:pPr>
+        <w:pStyle w:val="ListParagraph"/>
+        <w:numPr>
+          <w:ilvl w:val="0"/>
+          <w:numId w:val="1"/>
+        </w:numPr>
+        <w:spacing w:after="60"/>
+      </w:pPr>
+      <w:r>
+        <w:rPr>
+          <w:b/>
+          <w:bCs/>
+        </w:rPr>
+        <w:t xml:space="preserve">Order numbers come from the row ID.</w:t>
+      </w:r>
+      <w:r>
+        <w:t xml:space="preserve"> </w:t>
+      </w:r>
+      <w:r>
+        <w:rPr>
+          <w:rFonts w:ascii="Consolas" w:cs="Consolas" w:eastAsia="Consolas" w:hAnsi="Consolas"/>
+          <w:sz w:val="20"/>
+          <w:szCs w:val="20"/>
+        </w:rPr>
+        <w:t xml:space="preserve">AM</w:t>
+      </w:r>
+      <w:r>
+        <w:t xml:space="preserve"> followed by 1000 plus the ID.</w:t>
+      </w:r>
+    </w:p>
+    <w:p>
+      <w:pPr>
+        <w:pStyle w:val="ListParagraph"/>
+        <w:numPr>
+          <w:ilvl w:val="0"/>
+          <w:numId w:val="1"/>
+        </w:numPr>
+        <w:spacing w:after="60"/>
+      </w:pPr>
+      <w:r>
+        <w:rPr>
+          <w:b/>
+          <w:bCs/>
+        </w:rPr>
+        <w:t xml:space="preserve">Dates are UTC text</w:t>
+      </w:r>
+      <w:r>
+        <w:t xml:space="preserve">, in the form </w:t>
+      </w:r>
+      <w:r>
+        <w:rPr>
+          <w:rFonts w:ascii="Consolas" w:cs="Consolas" w:eastAsia="Consolas" w:hAnsi="Consolas"/>
+          <w:sz w:val="20"/>
+          <w:szCs w:val="20"/>
+        </w:rPr>
+        <w:t xml:space="preserve">2026-10-02 05:10:44</w:t>
+      </w:r>
+      <w:r>
+        <w:t xml:space="preserve">.</w:t>
+      </w:r>
+    </w:p>
+    <w:p>
+      <w:pPr>
+        <w:pStyle w:val="ListParagraph"/>
+        <w:numPr>
+          <w:ilvl w:val="0"/>
+          <w:numId w:val="1"/>
+        </w:numPr>
+        <w:spacing w:after="60"/>
+      </w:pPr>
+      <w:r>
+        <w:rPr>
+          <w:b/>
+          <w:bCs/>
+        </w:rPr>
+        <w:t xml:space="preserve">Categories, sizes and statuses are not tables.</w:t>
+      </w:r>
+      <w:r>
+        <w:t xml:space="preserve"> The allowed values are lists in </w:t>
+      </w:r>
+      <w:r>
+        <w:rPr>
+          <w:rFonts w:ascii="Consolas" w:cs="Consolas" w:eastAsia="Consolas" w:hAnsi="Consolas"/>
+          <w:sz w:val="20"/>
+          <w:szCs w:val="20"/>
+        </w:rPr>
+        <w:t xml:space="preserve">server.js</w:t>
+      </w:r>
+      <w:r>
+        <w:t xml:space="preserve">, checked before anything is saved.</w:t>
+      </w:r>
+    </w:p>
+    <w:p>
+      <w:pPr>
+        <w:pStyle w:val="Heading2"/>
+      </w:pPr>
+      <w:r>
+        <w:t xml:space="preserve">Table details</w:t>
+      </w:r>
     </w:p>
     <w:p>
       <w:pPr>
